--- a/docs/word/prd.docx
+++ b/docs/word/prd.docx
@@ -2,7 +2,7 @@
 <file path=word/document.xml><?xml version="1.0" encoding="utf-8"?>
 <w:document xmlns:w="http://schemas.openxmlformats.org/wordprocessingml/2006/main" xmlns:m="http://schemas.openxmlformats.org/officeDocument/2006/math" xmlns:r="http://schemas.openxmlformats.org/officeDocument/2006/relationships" xmlns:o="urn:schemas-microsoft-com:office:office" xmlns:v="urn:schemas-microsoft-com:vml" xmlns:w10="urn:schemas-microsoft-com:office:word" xmlns:a="http://schemas.openxmlformats.org/drawingml/2006/main" xmlns:pic="http://schemas.openxmlformats.org/drawingml/2006/picture" xmlns:wp="http://schemas.openxmlformats.org/drawingml/2006/wordprocessingDrawing">
   <w:body>
-    <w:bookmarkStart w:id="30" w:name="mvp-scope-v3-cinematch"/>
+    <w:bookmarkStart w:id="31" w:name="mvp-scope-v3-cinematch"/>
     <w:p>
       <w:pPr>
         <w:pStyle w:val="Heading1"/>
@@ -198,7 +198,7 @@
               <w:rPr>
                 <w:sz w:val="17"/>
               </w:rPr>
-              <w:t xml:space="preserve">v3 — Session 7 midterm, 30/09/2026</w:t>
+              <w:t xml:space="preserve">v3.1 — Session 7 midterm, 01/10/2026</w:t>
             </w:r>
           </w:p>
         </w:tc>
@@ -541,6 +541,24 @@
       </w:pPr>
       <w:r>
         <w:t xml:space="preserve">Segments B and C are told apart by the segment router (M1) so that the journey and the documents fit the visitor; their dedicated features are not the focus of this release.</w:t>
+      </w:r>
+    </w:p>
+    <w:p>
+      <w:pPr>
+        <w:pStyle w:val="BodyText"/>
+      </w:pPr>
+      <w:r>
+        <w:rPr>
+          <w:bCs/>
+          <w:b/>
+        </w:rPr>
+        <w:t xml:space="preserve">First pilot users — segment C.</w:t>
+      </w:r>
+      <w:r>
+        <w:t xml:space="preserve"> </w:t>
+      </w:r>
+      <w:r>
+        <w:t xml:space="preserve">Crews that only hire Vietnamese cast or services have the shortest journey (M1 → M4 → M5 document list, no Article 13 licence), so they can use the product for real long before a feature film reaches the licensing stage. The pilot recruits them first; segment A stays the user every Must is designed for. Source: TL4 §1.2 and §6.2.</w:t>
       </w:r>
     </w:p>
     <w:bookmarkEnd w:id="21"/>
@@ -1523,7 +1541,7 @@
               <w:rPr>
                 <w:sz w:val="17"/>
               </w:rPr>
-              <w:t xml:space="preserve">Location data management and publishing by VFDA staff</w:t>
+              <w:t xml:space="preserve">Location data management and publishing by VFDA staff, with each location's availability (open / scouting crew on site / temporarily closed)</w:t>
             </w:r>
           </w:p>
         </w:tc>
@@ -1551,7 +1569,7 @@
               <w:rPr>
                 <w:sz w:val="17"/>
               </w:rPr>
-              <w:t xml:space="preserve">FR-001–FR-005; audit log write:</w:t>
+              <w:t xml:space="preserve">FR-001–FR-005, BR-010; audit log write:</w:t>
             </w:r>
             <w:r>
               <w:rPr>
@@ -1591,7 +1609,7 @@
               <w:rPr>
                 <w:sz w:val="17"/>
               </w:rPr>
-              <w:t xml:space="preserve">SC-35</w:t>
+              <w:t xml:space="preserve">SC-35, SC-16</w:t>
             </w:r>
           </w:p>
         </w:tc>
@@ -1991,7 +2009,7 @@
               <w:rPr>
                 <w:sz w:val="17"/>
               </w:rPr>
-              <w:t xml:space="preserve">Needed by items 6, 8 and 9; the log</w:t>
+              <w:t xml:space="preserve">Needed by items 6, 8, 9 and 13; the log</w:t>
             </w:r>
             <w:r>
               <w:rPr>
@@ -2017,7 +2035,97 @@
               <w:rPr>
                 <w:sz w:val="17"/>
               </w:rPr>
-              <w:t xml:space="preserve">stays Should (item 17)</w:t>
+              <w:t xml:space="preserve">stays Should (item 18)</w:t>
+            </w:r>
+          </w:p>
+        </w:tc>
+      </w:tr>
+      <w:tr>
+        <w:tc>
+          <w:tcPr/>
+          <w:p>
+            <w:pPr>
+              <w:pStyle w:val="Compact"/>
+              <w:jc w:val="left"/>
+            </w:pPr>
+            <w:r>
+              <w:rPr>
+                <w:sz w:val="17"/>
+              </w:rPr>
+              <w:t xml:space="preserve">13</w:t>
+            </w:r>
+          </w:p>
+        </w:tc>
+        <w:tc>
+          <w:tcPr/>
+          <w:p>
+            <w:pPr>
+              <w:pStyle w:val="Compact"/>
+              <w:jc w:val="left"/>
+            </w:pPr>
+            <w:r>
+              <w:rPr>
+                <w:sz w:val="17"/>
+              </w:rPr>
+              <w:t xml:space="preserve">Moderation of partner-published content (profile text, photos) before the public sees it</w:t>
+            </w:r>
+          </w:p>
+        </w:tc>
+        <w:tc>
+          <w:tcPr/>
+          <w:p>
+            <w:pPr>
+              <w:pStyle w:val="Compact"/>
+              <w:jc w:val="left"/>
+            </w:pPr>
+            <w:r>
+              <w:rPr>
+                <w:rStyle w:val="VerbatimChar"/>
+                <w:sz w:val="17"/>
+              </w:rPr>
+              <w:t xml:space="preserve">spec-M10.md</w:t>
+            </w:r>
+            <w:r>
+              <w:rPr>
+                <w:sz w:val="17"/>
+              </w:rPr>
+              <w:t xml:space="preserve"> </w:t>
+            </w:r>
+            <w:r>
+              <w:rPr>
+                <w:sz w:val="17"/>
+              </w:rPr>
+              <w:t xml:space="preserve">FR-001–FR-002</w:t>
+            </w:r>
+          </w:p>
+        </w:tc>
+        <w:tc>
+          <w:tcPr/>
+          <w:p>
+            <w:pPr>
+              <w:pStyle w:val="Compact"/>
+              <w:jc w:val="left"/>
+            </w:pPr>
+            <w:r>
+              <w:rPr>
+                <w:sz w:val="17"/>
+              </w:rPr>
+              <w:t xml:space="preserve">SC-38</w:t>
+            </w:r>
+          </w:p>
+        </w:tc>
+        <w:tc>
+          <w:tcPr/>
+          <w:p>
+            <w:pPr>
+              <w:pStyle w:val="Compact"/>
+              <w:jc w:val="left"/>
+            </w:pPr>
+            <w:r>
+              <w:rPr>
+                <w:sz w:val="17"/>
+              </w:rPr>
+              <w:t xml:space="preserve">M10 BR-001 holds back what item 9 lets partners publish; without it no partner edit would ever appear</w:t>
             </w:r>
           </w:p>
         </w:tc>
@@ -2147,7 +2255,7 @@
               <w:rPr>
                 <w:sz w:val="17"/>
               </w:rPr>
-              <w:t xml:space="preserve">13</w:t>
+              <w:t xml:space="preserve">14</w:t>
             </w:r>
           </w:p>
         </w:tc>
@@ -2222,7 +2330,7 @@
               <w:rPr>
                 <w:sz w:val="17"/>
               </w:rPr>
-              <w:t xml:space="preserve">14</w:t>
+              <w:t xml:space="preserve">15</w:t>
             </w:r>
           </w:p>
         </w:tc>
@@ -2297,7 +2405,7 @@
               <w:rPr>
                 <w:sz w:val="17"/>
               </w:rPr>
-              <w:t xml:space="preserve">15</w:t>
+              <w:t xml:space="preserve">16</w:t>
             </w:r>
           </w:p>
         </w:tc>
@@ -2372,22 +2480,22 @@
               <w:rPr>
                 <w:sz w:val="17"/>
               </w:rPr>
-              <w:t xml:space="preserve">16</w:t>
-            </w:r>
-          </w:p>
-        </w:tc>
-        <w:tc>
-          <w:tcPr/>
-          <w:p>
-            <w:pPr>
-              <w:pStyle w:val="Compact"/>
-              <w:jc w:val="left"/>
-            </w:pPr>
-            <w:r>
-              <w:rPr>
-                <w:sz w:val="17"/>
-              </w:rPr>
-              <w:t xml:space="preserve">VFDA consultation booking; public requirements library</w:t>
+              <w:t xml:space="preserve">17</w:t>
+            </w:r>
+          </w:p>
+        </w:tc>
+        <w:tc>
+          <w:tcPr/>
+          <w:p>
+            <w:pPr>
+              <w:pStyle w:val="Compact"/>
+              <w:jc w:val="left"/>
+            </w:pPr>
+            <w:r>
+              <w:rPr>
+                <w:sz w:val="17"/>
+              </w:rPr>
+              <w:t xml:space="preserve">VFDA consultation booking (offered once VFDA declares staffed hours, M7 BR-005); public requirements library</w:t>
             </w:r>
           </w:p>
         </w:tc>
@@ -2472,22 +2580,22 @@
               <w:rPr>
                 <w:sz w:val="17"/>
               </w:rPr>
-              <w:t xml:space="preserve">17</w:t>
-            </w:r>
-          </w:p>
-        </w:tc>
-        <w:tc>
-          <w:tcPr/>
-          <w:p>
-            <w:pPr>
-              <w:pStyle w:val="Compact"/>
-              <w:jc w:val="left"/>
-            </w:pPr>
-            <w:r>
-              <w:rPr>
-                <w:sz w:val="17"/>
-              </w:rPr>
-              <w:t xml:space="preserve">VFDA back office: admin overview, content moderation, demand index, quarterly report, audit log viewer</w:t>
+              <w:t xml:space="preserve">18</w:t>
+            </w:r>
+          </w:p>
+        </w:tc>
+        <w:tc>
+          <w:tcPr/>
+          <w:p>
+            <w:pPr>
+              <w:pStyle w:val="Compact"/>
+              <w:jc w:val="left"/>
+            </w:pPr>
+            <w:r>
+              <w:rPr>
+                <w:sz w:val="17"/>
+              </w:rPr>
+              <w:t xml:space="preserve">VFDA back office: admin overview, demand index, quarterly report, audit log viewer</w:t>
             </w:r>
           </w:p>
         </w:tc>
@@ -2515,22 +2623,22 @@
               <w:rPr>
                 <w:sz w:val="17"/>
               </w:rPr>
-              <w:t xml:space="preserve">FR-001–FR-007, FR-009</w:t>
-            </w:r>
-          </w:p>
-        </w:tc>
-        <w:tc>
-          <w:tcPr/>
-          <w:p>
-            <w:pPr>
-              <w:pStyle w:val="Compact"/>
-              <w:jc w:val="left"/>
-            </w:pPr>
-            <w:r>
-              <w:rPr>
-                <w:sz w:val="17"/>
-              </w:rPr>
-              <w:t xml:space="preserve">SC-34, SC-38, SC-39, SC-40, SC-41</w:t>
+              <w:t xml:space="preserve">FR-003–FR-007, FR-009</w:t>
+            </w:r>
+          </w:p>
+        </w:tc>
+        <w:tc>
+          <w:tcPr/>
+          <w:p>
+            <w:pPr>
+              <w:pStyle w:val="Compact"/>
+              <w:jc w:val="left"/>
+            </w:pPr>
+            <w:r>
+              <w:rPr>
+                <w:sz w:val="17"/>
+              </w:rPr>
+              <w:t xml:space="preserve">SC-34, SC-39, SC-40, SC-41</w:t>
             </w:r>
           </w:p>
         </w:tc>
@@ -2640,7 +2748,7 @@
               <w:rPr>
                 <w:sz w:val="17"/>
               </w:rPr>
-              <w:t xml:space="preserve">18</w:t>
+              <w:t xml:space="preserve">19</w:t>
             </w:r>
           </w:p>
         </w:tc>
@@ -2725,7 +2833,7 @@
               <w:rPr>
                 <w:sz w:val="17"/>
               </w:rPr>
-              <w:t xml:space="preserve">19</w:t>
+              <w:t xml:space="preserve">20</w:t>
             </w:r>
           </w:p>
         </w:tc>
@@ -2785,7 +2893,7 @@
               <w:rPr>
                 <w:sz w:val="17"/>
               </w:rPr>
-              <w:t xml:space="preserve">20</w:t>
+              <w:t xml:space="preserve">21</w:t>
             </w:r>
           </w:p>
         </w:tc>
@@ -4066,22 +4174,48 @@
               <w:rPr>
                 <w:sz w:val="17"/>
               </w:rPr>
-              <w:t xml:space="preserve">(F-M10-08) is Must</w:t>
-            </w:r>
-          </w:p>
-        </w:tc>
-        <w:tc>
-          <w:tcPr/>
-          <w:p>
-            <w:pPr>
-              <w:pStyle w:val="Compact"/>
-              <w:jc w:val="left"/>
-            </w:pPr>
-            <w:r>
-              <w:rPr>
-                <w:sz w:val="17"/>
-              </w:rPr>
-              <w:t xml:space="preserve">VFDA needs the demand index and quarterly report as evidence for its focal-point role; the log write is needed now by M2, M3 and M4. Source: TL1 §6.3 (D1, D3, C4)</w:t>
+              <w:t xml:space="preserve">(F-M10-08) and content</w:t>
+            </w:r>
+            <w:r>
+              <w:rPr>
+                <w:sz w:val="17"/>
+              </w:rPr>
+              <w:t xml:space="preserve"> </w:t>
+            </w:r>
+            <w:r>
+              <w:rPr>
+                <w:bCs/>
+                <w:b/>
+                <w:sz w:val="17"/>
+              </w:rPr>
+              <w:t xml:space="preserve">moderation</w:t>
+            </w:r>
+            <w:r>
+              <w:rPr>
+                <w:sz w:val="17"/>
+              </w:rPr>
+              <w:t xml:space="preserve"> </w:t>
+            </w:r>
+            <w:r>
+              <w:rPr>
+                <w:sz w:val="17"/>
+              </w:rPr>
+              <w:t xml:space="preserve">(F-M10-01, F-M10-02) are Must</w:t>
+            </w:r>
+          </w:p>
+        </w:tc>
+        <w:tc>
+          <w:tcPr/>
+          <w:p>
+            <w:pPr>
+              <w:pStyle w:val="Compact"/>
+              <w:jc w:val="left"/>
+            </w:pPr>
+            <w:r>
+              <w:rPr>
+                <w:sz w:val="17"/>
+              </w:rPr>
+              <w:t xml:space="preserve">VFDA needs the demand index and quarterly report as evidence for its focal-point role; the log write is needed now by M2, M3 and M4; moderation is needed because M10 BR-001 holds back partner content (decision 01/10/2026, TL5 M10). Source: TL1 §6.3 (D1, D3, C4); TL5 M10</w:t>
             </w:r>
           </w:p>
         </w:tc>
@@ -4523,52 +4657,37 @@
               <w:rPr>
                 <w:sz w:val="17"/>
               </w:rPr>
-              <w:t xml:space="preserve">At least 40 published locations</w:t>
-            </w:r>
-          </w:p>
-        </w:tc>
-        <w:tc>
-          <w:tcPr/>
-          <w:p>
-            <w:pPr>
-              <w:pStyle w:val="Compact"/>
-              <w:jc w:val="left"/>
-            </w:pPr>
-            <w:r>
-              <w:rPr>
-                <w:sz w:val="17"/>
-              </w:rPr>
-              <w:t xml:space="preserve">Must (Definition of Done, TL1 §6.4)</w:t>
-            </w:r>
-          </w:p>
-        </w:tc>
-        <w:tc>
-          <w:tcPr/>
-          <w:p>
-            <w:pPr>
-              <w:pStyle w:val="Compact"/>
-              <w:jc w:val="left"/>
-            </w:pPr>
-            <w:r>
-              <w:rPr>
-                <w:sz w:val="17"/>
-              </w:rPr>
-              <w:t xml:space="preserve">Kept as a launch target, not a scope item</w:t>
-            </w:r>
-          </w:p>
-        </w:tc>
-        <w:tc>
-          <w:tcPr/>
-          <w:p>
-            <w:pPr>
-              <w:pStyle w:val="Compact"/>
-              <w:jc w:val="left"/>
-            </w:pPr>
-            <w:r>
-              <w:rPr>
-                <w:sz w:val="17"/>
-              </w:rPr>
-              <w:t xml:space="preserve">See the open question below and</w:t>
+              <w:t xml:space="preserve">Launch data targets</w:t>
+            </w:r>
+          </w:p>
+        </w:tc>
+        <w:tc>
+          <w:tcPr/>
+          <w:p>
+            <w:pPr>
+              <w:pStyle w:val="Compact"/>
+              <w:jc w:val="left"/>
+            </w:pPr>
+            <w:r>
+              <w:rPr>
+                <w:sz w:val="17"/>
+              </w:rPr>
+              <w:t xml:space="preserve">At least 40 published locations (Must, Definition of Done, TL1 §6.4)</w:t>
+            </w:r>
+          </w:p>
+        </w:tc>
+        <w:tc>
+          <w:tcPr/>
+          <w:p>
+            <w:pPr>
+              <w:pStyle w:val="Compact"/>
+              <w:jc w:val="left"/>
+            </w:pPr>
+            <w:r>
+              <w:rPr>
+                <w:sz w:val="17"/>
+              </w:rPr>
+              <w:t xml:space="preserve">A launch target, not a scope item:</w:t>
             </w:r>
             <w:r>
               <w:rPr>
@@ -4578,6 +4697,47 @@
             </w:r>
             <w:r>
               <w:rPr>
+                <w:bCs/>
+                <w:b/>
+                <w:sz w:val="17"/>
+              </w:rPr>
+              <w:t xml:space="preserve">50 VFDA-verified locations in at least 8 provinces and 20 verified suppliers</w:t>
+            </w:r>
+            <w:r>
+              <w:rPr>
+                <w:sz w:val="17"/>
+              </w:rPr>
+              <w:t xml:space="preserve"> </w:t>
+            </w:r>
+            <w:r>
+              <w:rPr>
+                <w:sz w:val="17"/>
+              </w:rPr>
+              <w:t xml:space="preserve">(section 7)</w:t>
+            </w:r>
+          </w:p>
+        </w:tc>
+        <w:tc>
+          <w:tcPr/>
+          <w:p>
+            <w:pPr>
+              <w:pStyle w:val="Compact"/>
+              <w:jc w:val="left"/>
+            </w:pPr>
+            <w:r>
+              <w:rPr>
+                <w:sz w:val="17"/>
+              </w:rPr>
+              <w:t xml:space="preserve">Group C decision 01/10/2026, aligned with</w:t>
+            </w:r>
+            <w:r>
+              <w:rPr>
+                <w:sz w:val="17"/>
+              </w:rPr>
+              <w:t xml:space="preserve"> </w:t>
+            </w:r>
+            <w:r>
+              <w:rPr>
                 <w:rStyle w:val="VerbatimChar"/>
                 <w:sz w:val="17"/>
               </w:rPr>
@@ -4593,7 +4753,51 @@
               <w:rPr>
                 <w:sz w:val="17"/>
               </w:rPr>
-              <w:t xml:space="preserve">§10</w:t>
+              <w:t xml:space="preserve">§9 and</w:t>
+            </w:r>
+            <w:r>
+              <w:rPr>
+                <w:sz w:val="17"/>
+              </w:rPr>
+              <w:t xml:space="preserve"> </w:t>
+            </w:r>
+            <w:r>
+              <w:rPr>
+                <w:rStyle w:val="VerbatimChar"/>
+                <w:sz w:val="17"/>
+              </w:rPr>
+              <w:t xml:space="preserve">spec-M4.md</w:t>
+            </w:r>
+            <w:r>
+              <w:rPr>
+                <w:sz w:val="17"/>
+              </w:rPr>
+              <w:t xml:space="preserve"> </w:t>
+            </w:r>
+            <w:r>
+              <w:rPr>
+                <w:sz w:val="17"/>
+              </w:rPr>
+              <w:t xml:space="preserve">§9; who supplies the data stays open (</w:t>
+            </w:r>
+            <w:r>
+              <w:rPr>
+                <w:rStyle w:val="VerbatimChar"/>
+                <w:sz w:val="17"/>
+              </w:rPr>
+              <w:t xml:space="preserve">spec-M3.md</w:t>
+            </w:r>
+            <w:r>
+              <w:rPr>
+                <w:sz w:val="17"/>
+              </w:rPr>
+              <w:t xml:space="preserve"> </w:t>
+            </w:r>
+            <w:r>
+              <w:rPr>
+                <w:sz w:val="17"/>
+              </w:rPr>
+              <w:t xml:space="preserve">§10)</w:t>
             </w:r>
           </w:p>
         </w:tc>
@@ -4671,6 +4875,307 @@
                 <w:sz w:val="17"/>
               </w:rPr>
               <w:t xml:space="preserve">Personal data must be removable while shared records stay explainable. Source: SYS BR-005, M0 BR-005, M2 BR-008, M3 BR-008, M4 BR-008</w:t>
+            </w:r>
+          </w:p>
+        </w:tc>
+      </w:tr>
+      <w:tr>
+        <w:tc>
+          <w:tcPr/>
+          <w:p>
+            <w:pPr>
+              <w:pStyle w:val="Compact"/>
+              <w:jc w:val="left"/>
+            </w:pPr>
+            <w:r>
+              <w:rPr>
+                <w:sz w:val="17"/>
+              </w:rPr>
+              <w:t xml:space="preserve">18</w:t>
+            </w:r>
+          </w:p>
+        </w:tc>
+        <w:tc>
+          <w:tcPr/>
+          <w:p>
+            <w:pPr>
+              <w:pStyle w:val="Compact"/>
+              <w:jc w:val="left"/>
+            </w:pPr>
+            <w:r>
+              <w:rPr>
+                <w:sz w:val="17"/>
+              </w:rPr>
+              <w:t xml:space="preserve">Location availability</w:t>
+            </w:r>
+          </w:p>
+        </w:tc>
+        <w:tc>
+          <w:tcPr/>
+          <w:p>
+            <w:pPr>
+              <w:pStyle w:val="Compact"/>
+              <w:jc w:val="left"/>
+            </w:pPr>
+            <w:r>
+              <w:rPr>
+                <w:sz w:val="17"/>
+              </w:rPr>
+              <w:t xml:space="preserve">Not in scope</w:t>
+            </w:r>
+          </w:p>
+        </w:tc>
+        <w:tc>
+          <w:tcPr/>
+          <w:p>
+            <w:pPr>
+              <w:pStyle w:val="Compact"/>
+              <w:jc w:val="left"/>
+            </w:pPr>
+            <w:r>
+              <w:rPr>
+                <w:sz w:val="17"/>
+              </w:rPr>
+              <w:t xml:space="preserve">Must, inside item 8: VFDA sets</w:t>
+            </w:r>
+            <w:r>
+              <w:rPr>
+                <w:sz w:val="17"/>
+              </w:rPr>
+              <w:t xml:space="preserve"> </w:t>
+            </w:r>
+            <w:r>
+              <w:rPr>
+                <w:iCs/>
+                <w:i/>
+                <w:sz w:val="17"/>
+              </w:rPr>
+              <w:t xml:space="preserve">open / scouting crew on site / temporarily closed</w:t>
+            </w:r>
+            <w:r>
+              <w:rPr>
+                <w:sz w:val="17"/>
+              </w:rPr>
+              <w:t xml:space="preserve">; it is the sixth scoring criterion</w:t>
+            </w:r>
+          </w:p>
+        </w:tc>
+        <w:tc>
+          <w:tcPr/>
+          <w:p>
+            <w:pPr>
+              <w:pStyle w:val="Compact"/>
+              <w:jc w:val="left"/>
+            </w:pPr>
+            <w:r>
+              <w:rPr>
+                <w:sz w:val="17"/>
+              </w:rPr>
+              <w:t xml:space="preserve">The light version of a shared shooting calendar: two crews do not target the same place unknowingly, without building a booking system. Source: TL4 §2 idea #5, TL5 M3 step 5;</w:t>
+            </w:r>
+            <w:r>
+              <w:rPr>
+                <w:sz w:val="17"/>
+              </w:rPr>
+              <w:t xml:space="preserve"> </w:t>
+            </w:r>
+            <w:r>
+              <w:rPr>
+                <w:rStyle w:val="VerbatimChar"/>
+                <w:sz w:val="17"/>
+              </w:rPr>
+              <w:t xml:space="preserve">spec-M3.md</w:t>
+            </w:r>
+            <w:r>
+              <w:rPr>
+                <w:sz w:val="17"/>
+              </w:rPr>
+              <w:t xml:space="preserve"> </w:t>
+            </w:r>
+            <w:r>
+              <w:rPr>
+                <w:sz w:val="17"/>
+              </w:rPr>
+              <w:t xml:space="preserve">BR-010</w:t>
+            </w:r>
+          </w:p>
+        </w:tc>
+      </w:tr>
+      <w:tr>
+        <w:tc>
+          <w:tcPr/>
+          <w:p>
+            <w:pPr>
+              <w:pStyle w:val="Compact"/>
+              <w:jc w:val="left"/>
+            </w:pPr>
+            <w:r>
+              <w:rPr>
+                <w:sz w:val="17"/>
+              </w:rPr>
+              <w:t xml:space="preserve">19</w:t>
+            </w:r>
+          </w:p>
+        </w:tc>
+        <w:tc>
+          <w:tcPr/>
+          <w:p>
+            <w:pPr>
+              <w:pStyle w:val="Compact"/>
+              <w:jc w:val="left"/>
+            </w:pPr>
+            <w:r>
+              <w:rPr>
+                <w:sz w:val="17"/>
+              </w:rPr>
+              <w:t xml:space="preserve">First pilot users</w:t>
+            </w:r>
+          </w:p>
+        </w:tc>
+        <w:tc>
+          <w:tcPr/>
+          <w:p>
+            <w:pPr>
+              <w:pStyle w:val="Compact"/>
+              <w:jc w:val="left"/>
+            </w:pPr>
+            <w:r>
+              <w:rPr>
+                <w:sz w:val="17"/>
+              </w:rPr>
+              <w:t xml:space="preserve">Not stated</w:t>
+            </w:r>
+          </w:p>
+        </w:tc>
+        <w:tc>
+          <w:tcPr/>
+          <w:p>
+            <w:pPr>
+              <w:pStyle w:val="Compact"/>
+              <w:jc w:val="left"/>
+            </w:pPr>
+            <w:r>
+              <w:rPr>
+                <w:sz w:val="17"/>
+              </w:rPr>
+              <w:t xml:space="preserve">Segment C crews first, segment A remains the design target (section 2)</w:t>
+            </w:r>
+          </w:p>
+        </w:tc>
+        <w:tc>
+          <w:tcPr/>
+          <w:p>
+            <w:pPr>
+              <w:pStyle w:val="Compact"/>
+              <w:jc w:val="left"/>
+            </w:pPr>
+            <w:r>
+              <w:rPr>
+                <w:sz w:val="17"/>
+              </w:rPr>
+              <w:t xml:space="preserve">Shortest journey, no licence dependency — real users within the pilot window. Source: TL4 §1.2, §6.2</w:t>
+            </w:r>
+          </w:p>
+        </w:tc>
+      </w:tr>
+      <w:tr>
+        <w:tc>
+          <w:tcPr/>
+          <w:p>
+            <w:pPr>
+              <w:pStyle w:val="Compact"/>
+              <w:jc w:val="left"/>
+            </w:pPr>
+            <w:r>
+              <w:rPr>
+                <w:sz w:val="17"/>
+              </w:rPr>
+              <w:t xml:space="preserve">20</w:t>
+            </w:r>
+          </w:p>
+        </w:tc>
+        <w:tc>
+          <w:tcPr/>
+          <w:p>
+            <w:pPr>
+              <w:pStyle w:val="Compact"/>
+              <w:jc w:val="left"/>
+            </w:pPr>
+            <w:r>
+              <w:rPr>
+                <w:sz w:val="17"/>
+              </w:rPr>
+              <w:t xml:space="preserve">Readiness formula</w:t>
+            </w:r>
+          </w:p>
+        </w:tc>
+        <w:tc>
+          <w:tcPr/>
+          <w:p>
+            <w:pPr>
+              <w:pStyle w:val="Compact"/>
+              <w:jc w:val="left"/>
+            </w:pPr>
+            <w:r>
+              <w:rPr>
+                <w:sz w:val="17"/>
+              </w:rPr>
+              <w:t xml:space="preserve">Equal weights of five gauges</w:t>
+            </w:r>
+          </w:p>
+        </w:tc>
+        <w:tc>
+          <w:tcPr/>
+          <w:p>
+            <w:pPr>
+              <w:pStyle w:val="Compact"/>
+              <w:jc w:val="left"/>
+            </w:pPr>
+            <w:r>
+              <w:rPr>
+                <w:sz w:val="17"/>
+              </w:rPr>
+              <w:t xml:space="preserve">TL5 gauge formulas as test values; Logistics not scored until phase 2</w:t>
+            </w:r>
+          </w:p>
+        </w:tc>
+        <w:tc>
+          <w:tcPr/>
+          <w:p>
+            <w:pPr>
+              <w:pStyle w:val="Compact"/>
+              <w:jc w:val="left"/>
+            </w:pPr>
+            <w:r>
+              <w:rPr>
+                <w:sz w:val="17"/>
+              </w:rPr>
+              <w:t xml:space="preserve">Acceptance scenarios must give a number without asking anyone. Source: TL5 M0;</w:t>
+            </w:r>
+            <w:r>
+              <w:rPr>
+                <w:sz w:val="17"/>
+              </w:rPr>
+              <w:t xml:space="preserve"> </w:t>
+            </w:r>
+            <w:r>
+              <w:rPr>
+                <w:rStyle w:val="VerbatimChar"/>
+                <w:sz w:val="17"/>
+              </w:rPr>
+              <w:t xml:space="preserve">spec-M0.md</w:t>
+            </w:r>
+            <w:r>
+              <w:rPr>
+                <w:sz w:val="17"/>
+              </w:rPr>
+              <w:t xml:space="preserve"> </w:t>
+            </w:r>
+            <w:r>
+              <w:rPr>
+                <w:sz w:val="17"/>
+              </w:rPr>
+              <w:t xml:space="preserve">§9</w:t>
             </w:r>
           </w:p>
         </w:tc>
@@ -4701,7 +5206,7 @@
         <w:pStyle w:val="BodyText"/>
       </w:pPr>
       <w:r>
-        <w:t xml:space="preserve">[NEEDS CLARIFICATION: is the target of 40 published locations still required at launch, and who supplies the location data — owner: Nam with VFDA]</w:t>
+        <w:t xml:space="preserve">[NEEDS CLARIFICATION: who supplies the data for the 50 launch locations, and by when — owner: Nam with VFDA]</w:t>
       </w:r>
     </w:p>
     <w:bookmarkEnd w:id="28"/>
@@ -4719,7 +5224,22 @@
         <w:pStyle w:val="FirstParagraph"/>
       </w:pPr>
       <w:r>
-        <w:t xml:space="preserve">Every Must and Should item above points to a module file and its FRs; every FR has typed fields in §5.1 of that file; every stored entity those fields belong to is in</w:t>
+        <w:t xml:space="preserve">Every Must and Should item above points to a module file and its FRs; every FR has typed fields in §5.1 of that file (and §6.1 for stored attributes); every stored entity those fields belong to is in</w:t>
+      </w:r>
+      <w:r>
+        <w:t xml:space="preserve"> </w:t>
+      </w:r>
+      <w:r>
+        <w:rPr>
+          <w:rStyle w:val="VerbatimChar"/>
+        </w:rPr>
+        <w:t xml:space="preserve">data/data-model-&lt;MODULE&gt;.md</w:t>
+      </w:r>
+      <w:r>
+        <w:t xml:space="preserve"> </w:t>
+      </w:r>
+      <w:r>
+        <w:t xml:space="preserve">(one per module) and</w:t>
       </w:r>
       <w:r>
         <w:t xml:space="preserve"> </w:t>
@@ -4731,10 +5251,7 @@
         <w:t xml:space="preserve">data/04-data-model.md</w:t>
       </w:r>
       <w:r>
-        <w:t xml:space="preserve"> </w:t>
-      </w:r>
-      <w:r>
-        <w:t xml:space="preserve">with seed rows in</w:t>
+        <w:t xml:space="preserve">, created by</w:t>
       </w:r>
       <w:r>
         <w:t xml:space="preserve"> </w:t>
@@ -4743,7 +5260,19 @@
         <w:rPr>
           <w:rStyle w:val="VerbatimChar"/>
         </w:rPr>
-        <w:t xml:space="preserve">data/seed/</w:t>
+        <w:t xml:space="preserve">data/schema/schema-&lt;MODULE&gt;.sql</w:t>
+      </w:r>
+      <w:r>
+        <w:t xml:space="preserve">, with seed rows in</w:t>
+      </w:r>
+      <w:r>
+        <w:t xml:space="preserve"> </w:t>
+      </w:r>
+      <w:r>
+        <w:rPr>
+          <w:rStyle w:val="VerbatimChar"/>
+        </w:rPr>
+        <w:t xml:space="preserve">data/seed/NN_&lt;table&gt;.csv</w:t>
       </w:r>
       <w:r>
         <w:t xml:space="preserve">; and every screen that shows the item has a Screen Spec. Two points are worth knowing when following the chain:</w:t>
@@ -4762,13 +5291,13 @@
           <w:bCs/>
           <w:b/>
         </w:rPr>
-        <w:t xml:space="preserve">Audit log (items 6, 8, 9, 12).</w:t>
+        <w:t xml:space="preserve">Audit log and moderation (items 6, 8, 9, 12, 13).</w:t>
       </w:r>
       <w:r>
         <w:t xml:space="preserve"> </w:t>
       </w:r>
       <w:r>
-        <w:t xml:space="preserve">It belongs to module M10. Its write side (F-M10-08) is Must and is enforced in the database for every admin screen; the rest of M10 is Should.</w:t>
+        <w:t xml:space="preserve">Both belong to module M10. The log write (F-M10-08) and moderation (F-M10-01, F-M10-02) are Must; the rest of M10 is Should.</w:t>
       </w:r>
     </w:p>
     <w:p>
@@ -4892,7 +5421,581 @@
       </w:r>
     </w:p>
     <w:bookmarkEnd w:id="29"/>
+    <w:bookmarkStart w:id="30" w:name="Xa7e66cb1ae37ef2fda9d676a1d5cc4aebb65658"/>
+    <w:p>
+      <w:pPr>
+        <w:pStyle w:val="Heading2"/>
+      </w:pPr>
+      <w:r>
+        <w:t xml:space="preserve">7. Success criteria of the MVP</w:t>
+      </w:r>
+    </w:p>
+    <w:p>
+      <w:pPr>
+        <w:pStyle w:val="FirstParagraph"/>
+      </w:pPr>
+      <w:r>
+        <w:t xml:space="preserve">Measured at the end of the pilot. Every criterion is a count of records the platform itself stores, so it can be checked by a query, not by opinion. Source: TL3 §10 (proposal sent to VFDA), targets aligned with</w:t>
+      </w:r>
+      <w:r>
+        <w:t xml:space="preserve"> </w:t>
+      </w:r>
+      <w:r>
+        <w:rPr>
+          <w:rStyle w:val="VerbatimChar"/>
+        </w:rPr>
+        <w:t xml:space="preserve">spec-M3.md</w:t>
+      </w:r>
+      <w:r>
+        <w:t xml:space="preserve"> </w:t>
+      </w:r>
+      <w:r>
+        <w:t xml:space="preserve">§9 and</w:t>
+      </w:r>
+      <w:r>
+        <w:t xml:space="preserve"> </w:t>
+      </w:r>
+      <w:r>
+        <w:rPr>
+          <w:rStyle w:val="VerbatimChar"/>
+        </w:rPr>
+        <w:t xml:space="preserve">spec-M4.md</w:t>
+      </w:r>
+      <w:r>
+        <w:t xml:space="preserve"> </w:t>
+      </w:r>
+      <w:r>
+        <w:t xml:space="preserve">§9 (decision 01/10/2026).</w:t>
+      </w:r>
+    </w:p>
+    <w:tbl>
+      <w:tblPr>
+        <w:tblStyle w:val="Table"/>
+        <w:tblLook w:firstRow="1" w:lastRow="0" w:firstColumn="0" w:lastColumn="0" w:noHBand="0" w:noVBand="0" w:val="0020"/>
+        <w:jc w:val="start"/>
+        <w:tblBorders>
+          <w:top w:val="single" w:sz="4" w:color="C9CED6"/>
+          <w:left w:val="single" w:sz="4" w:color="C9CED6"/>
+          <w:bottom w:val="single" w:sz="4" w:color="C9CED6"/>
+          <w:right w:val="single" w:sz="4" w:color="C9CED6"/>
+          <w:insideH w:val="single" w:sz="4" w:color="C9CED6"/>
+          <w:insideV w:val="single" w:sz="4" w:color="C9CED6"/>
+        </w:tblBorders>
+        <w:tblW w:w="5000" w:type="pct"/>
+      </w:tblPr>
+      <w:tblGrid>
+        <w:gridCol w:w="2465"/>
+        <w:gridCol w:w="2465"/>
+        <w:gridCol w:w="2465"/>
+        <w:gridCol w:w="2465"/>
+      </w:tblGrid>
+      <w:tr>
+        <w:trPr>
+          <w:tblHeader w:val="true"/>
+        </w:trPr>
+        <w:tc>
+          <w:tcPr>
+            <w:shd w:val="clear" w:color="auto" w:fill="E4ECF7"/>
+          </w:tcPr>
+          <w:p>
+            <w:pPr>
+              <w:pStyle w:val="Compact"/>
+              <w:jc w:val="left"/>
+            </w:pPr>
+            <w:r>
+              <w:rPr>
+                <w:b/>
+                <w:color w:val="1F2A5C"/>
+                <w:sz w:val="17"/>
+              </w:rPr>
+              <w:t xml:space="preserve">#</w:t>
+            </w:r>
+          </w:p>
+        </w:tc>
+        <w:tc>
+          <w:tcPr>
+            <w:shd w:val="clear" w:color="auto" w:fill="E4ECF7"/>
+          </w:tcPr>
+          <w:p>
+            <w:pPr>
+              <w:pStyle w:val="Compact"/>
+              <w:jc w:val="left"/>
+            </w:pPr>
+            <w:r>
+              <w:rPr>
+                <w:b/>
+                <w:color w:val="1F2A5C"/>
+                <w:sz w:val="17"/>
+              </w:rPr>
+              <w:t xml:space="preserve">Criterion</w:t>
+            </w:r>
+          </w:p>
+        </w:tc>
+        <w:tc>
+          <w:tcPr>
+            <w:shd w:val="clear" w:color="auto" w:fill="E4ECF7"/>
+          </w:tcPr>
+          <w:p>
+            <w:pPr>
+              <w:pStyle w:val="Compact"/>
+              <w:jc w:val="left"/>
+            </w:pPr>
+            <w:r>
+              <w:rPr>
+                <w:b/>
+                <w:color w:val="1F2A5C"/>
+                <w:sz w:val="17"/>
+              </w:rPr>
+              <w:t xml:space="preserve">Target</w:t>
+            </w:r>
+          </w:p>
+        </w:tc>
+        <w:tc>
+          <w:tcPr>
+            <w:shd w:val="clear" w:color="auto" w:fill="E4ECF7"/>
+          </w:tcPr>
+          <w:p>
+            <w:pPr>
+              <w:pStyle w:val="Compact"/>
+              <w:jc w:val="left"/>
+            </w:pPr>
+            <w:r>
+              <w:rPr>
+                <w:b/>
+                <w:color w:val="1F2A5C"/>
+                <w:sz w:val="17"/>
+              </w:rPr>
+              <w:t xml:space="preserve">Counted from</w:t>
+            </w:r>
+          </w:p>
+        </w:tc>
+      </w:tr>
+      <w:tr>
+        <w:tc>
+          <w:tcPr/>
+          <w:p>
+            <w:pPr>
+              <w:pStyle w:val="Compact"/>
+              <w:jc w:val="left"/>
+            </w:pPr>
+            <w:r>
+              <w:rPr>
+                <w:sz w:val="17"/>
+              </w:rPr>
+              <w:t xml:space="preserve">1</w:t>
+            </w:r>
+          </w:p>
+        </w:tc>
+        <w:tc>
+          <w:tcPr/>
+          <w:p>
+            <w:pPr>
+              <w:pStyle w:val="Compact"/>
+              <w:jc w:val="left"/>
+            </w:pPr>
+            <w:r>
+              <w:rPr>
+                <w:sz w:val="17"/>
+              </w:rPr>
+              <w:t xml:space="preserve">Published locations with photos, bilingual description, coordinates, logistics and a verified authority contact</w:t>
+            </w:r>
+          </w:p>
+        </w:tc>
+        <w:tc>
+          <w:tcPr/>
+          <w:p>
+            <w:pPr>
+              <w:pStyle w:val="Compact"/>
+              <w:jc w:val="left"/>
+            </w:pPr>
+            <w:r>
+              <w:rPr>
+                <w:sz w:val="17"/>
+              </w:rPr>
+              <w:t xml:space="preserve">≥ 50, in at least 8 provinces</w:t>
+            </w:r>
+          </w:p>
+        </w:tc>
+        <w:tc>
+          <w:tcPr/>
+          <w:p>
+            <w:pPr>
+              <w:pStyle w:val="Compact"/>
+              <w:jc w:val="left"/>
+            </w:pPr>
+            <w:r>
+              <w:rPr>
+                <w:rStyle w:val="VerbatimChar"/>
+                <w:sz w:val="17"/>
+              </w:rPr>
+              <w:t xml:space="preserve">location</w:t>
+            </w:r>
+            <w:r>
+              <w:rPr>
+                <w:sz w:val="17"/>
+              </w:rPr>
+              <w:t xml:space="preserve"> </w:t>
+            </w:r>
+            <w:r>
+              <w:rPr>
+                <w:sz w:val="17"/>
+              </w:rPr>
+              <w:t xml:space="preserve">with</w:t>
+            </w:r>
+            <w:r>
+              <w:rPr>
+                <w:sz w:val="17"/>
+              </w:rPr>
+              <w:t xml:space="preserve"> </w:t>
+            </w:r>
+            <w:r>
+              <w:rPr>
+                <w:rStyle w:val="VerbatimChar"/>
+                <w:sz w:val="17"/>
+              </w:rPr>
+              <w:t xml:space="preserve">published = true</w:t>
+            </w:r>
+          </w:p>
+        </w:tc>
+      </w:tr>
+      <w:tr>
+        <w:tc>
+          <w:tcPr/>
+          <w:p>
+            <w:pPr>
+              <w:pStyle w:val="Compact"/>
+              <w:jc w:val="left"/>
+            </w:pPr>
+            <w:r>
+              <w:rPr>
+                <w:sz w:val="17"/>
+              </w:rPr>
+              <w:t xml:space="preserve">2</w:t>
+            </w:r>
+          </w:p>
+        </w:tc>
+        <w:tc>
+          <w:tcPr/>
+          <w:p>
+            <w:pPr>
+              <w:pStyle w:val="Compact"/>
+              <w:jc w:val="left"/>
+            </w:pPr>
+            <w:r>
+              <w:rPr>
+                <w:sz w:val="17"/>
+              </w:rPr>
+              <w:t xml:space="preserve">Vietnamese service partners verified by VFDA with a complete profile</w:t>
+            </w:r>
+          </w:p>
+        </w:tc>
+        <w:tc>
+          <w:tcPr/>
+          <w:p>
+            <w:pPr>
+              <w:pStyle w:val="Compact"/>
+              <w:jc w:val="left"/>
+            </w:pPr>
+            <w:r>
+              <w:rPr>
+                <w:sz w:val="17"/>
+              </w:rPr>
+              <w:t xml:space="preserve">≥ 20, across the 12 service groups</w:t>
+            </w:r>
+          </w:p>
+        </w:tc>
+        <w:tc>
+          <w:tcPr/>
+          <w:p>
+            <w:pPr>
+              <w:pStyle w:val="Compact"/>
+              <w:jc w:val="left"/>
+            </w:pPr>
+            <w:r>
+              <w:rPr>
+                <w:rStyle w:val="VerbatimChar"/>
+                <w:sz w:val="17"/>
+              </w:rPr>
+              <w:t xml:space="preserve">organisation</w:t>
+            </w:r>
+            <w:r>
+              <w:rPr>
+                <w:sz w:val="17"/>
+              </w:rPr>
+              <w:t xml:space="preserve"> </w:t>
+            </w:r>
+            <w:r>
+              <w:rPr>
+                <w:sz w:val="17"/>
+              </w:rPr>
+              <w:t xml:space="preserve">with a valid</w:t>
+            </w:r>
+            <w:r>
+              <w:rPr>
+                <w:sz w:val="17"/>
+              </w:rPr>
+              <w:t xml:space="preserve"> </w:t>
+            </w:r>
+            <w:r>
+              <w:rPr>
+                <w:rStyle w:val="VerbatimChar"/>
+                <w:sz w:val="17"/>
+              </w:rPr>
+              <w:t xml:space="preserve">verified_until</w:t>
+            </w:r>
+          </w:p>
+        </w:tc>
+      </w:tr>
+      <w:tr>
+        <w:tc>
+          <w:tcPr/>
+          <w:p>
+            <w:pPr>
+              <w:pStyle w:val="Compact"/>
+              <w:jc w:val="left"/>
+            </w:pPr>
+            <w:r>
+              <w:rPr>
+                <w:sz w:val="17"/>
+              </w:rPr>
+              <w:t xml:space="preserve">3</w:t>
+            </w:r>
+          </w:p>
+        </w:tc>
+        <w:tc>
+          <w:tcPr/>
+          <w:p>
+            <w:pPr>
+              <w:pStyle w:val="Compact"/>
+              <w:jc w:val="left"/>
+            </w:pPr>
+            <w:r>
+              <w:rPr>
+                <w:sz w:val="17"/>
+              </w:rPr>
+              <w:t xml:space="preserve">Real location searches recorded</w:t>
+            </w:r>
+          </w:p>
+        </w:tc>
+        <w:tc>
+          <w:tcPr/>
+          <w:p>
+            <w:pPr>
+              <w:pStyle w:val="Compact"/>
+              <w:jc w:val="left"/>
+            </w:pPr>
+            <w:r>
+              <w:rPr>
+                <w:sz w:val="17"/>
+              </w:rPr>
+              <w:t xml:space="preserve">≥ 30</w:t>
+            </w:r>
+          </w:p>
+        </w:tc>
+        <w:tc>
+          <w:tcPr/>
+          <w:p>
+            <w:pPr>
+              <w:pStyle w:val="Compact"/>
+              <w:jc w:val="left"/>
+            </w:pPr>
+            <w:r>
+              <w:rPr>
+                <w:rStyle w:val="VerbatimChar"/>
+                <w:sz w:val="17"/>
+              </w:rPr>
+              <w:t xml:space="preserve">location_query</w:t>
+            </w:r>
+          </w:p>
+        </w:tc>
+      </w:tr>
+      <w:tr>
+        <w:tc>
+          <w:tcPr/>
+          <w:p>
+            <w:pPr>
+              <w:pStyle w:val="Compact"/>
+              <w:jc w:val="left"/>
+            </w:pPr>
+            <w:r>
+              <w:rPr>
+                <w:sz w:val="17"/>
+              </w:rPr>
+              <w:t xml:space="preserve">4</w:t>
+            </w:r>
+          </w:p>
+        </w:tc>
+        <w:tc>
+          <w:tcPr/>
+          <w:p>
+            <w:pPr>
+              <w:pStyle w:val="Compact"/>
+              <w:jc w:val="left"/>
+            </w:pPr>
+            <w:r>
+              <w:rPr>
+                <w:sz w:val="17"/>
+              </w:rPr>
+              <w:t xml:space="preserve">Demand report reread and sent by VFDA</w:t>
+            </w:r>
+          </w:p>
+        </w:tc>
+        <w:tc>
+          <w:tcPr/>
+          <w:p>
+            <w:pPr>
+              <w:pStyle w:val="Compact"/>
+              <w:jc w:val="left"/>
+            </w:pPr>
+            <w:r>
+              <w:rPr>
+                <w:sz w:val="17"/>
+              </w:rPr>
+              <w:t xml:space="preserve">≥ 1</w:t>
+            </w:r>
+          </w:p>
+        </w:tc>
+        <w:tc>
+          <w:tcPr/>
+          <w:p>
+            <w:pPr>
+              <w:pStyle w:val="Compact"/>
+              <w:jc w:val="left"/>
+            </w:pPr>
+            <w:r>
+              <w:rPr>
+                <w:rStyle w:val="VerbatimChar"/>
+                <w:sz w:val="17"/>
+              </w:rPr>
+              <w:t xml:space="preserve">quarterly_report</w:t>
+            </w:r>
+            <w:r>
+              <w:rPr>
+                <w:sz w:val="17"/>
+              </w:rPr>
+              <w:t xml:space="preserve"> </w:t>
+            </w:r>
+            <w:r>
+              <w:rPr>
+                <w:sz w:val="17"/>
+              </w:rPr>
+              <w:t xml:space="preserve">with</w:t>
+            </w:r>
+            <w:r>
+              <w:rPr>
+                <w:sz w:val="17"/>
+              </w:rPr>
+              <w:t xml:space="preserve"> </w:t>
+            </w:r>
+            <w:r>
+              <w:rPr>
+                <w:rStyle w:val="VerbatimChar"/>
+                <w:sz w:val="17"/>
+              </w:rPr>
+              <w:t xml:space="preserve">exported_at</w:t>
+            </w:r>
+          </w:p>
+        </w:tc>
+      </w:tr>
+      <w:tr>
+        <w:tc>
+          <w:tcPr/>
+          <w:p>
+            <w:pPr>
+              <w:pStyle w:val="Compact"/>
+              <w:jc w:val="left"/>
+            </w:pPr>
+            <w:r>
+              <w:rPr>
+                <w:sz w:val="17"/>
+              </w:rPr>
+              <w:t xml:space="preserve">5</w:t>
+            </w:r>
+          </w:p>
+        </w:tc>
+        <w:tc>
+          <w:tcPr/>
+          <w:p>
+            <w:pPr>
+              <w:pStyle w:val="Compact"/>
+              <w:jc w:val="left"/>
+            </w:pPr>
+            <w:r>
+              <w:rPr>
+                <w:sz w:val="17"/>
+              </w:rPr>
+              <w:t xml:space="preserve">Provincial notices with a reply</w:t>
+            </w:r>
+          </w:p>
+        </w:tc>
+        <w:tc>
+          <w:tcPr/>
+          <w:p>
+            <w:pPr>
+              <w:pStyle w:val="Compact"/>
+              <w:jc w:val="left"/>
+            </w:pPr>
+            <w:r>
+              <w:rPr>
+                <w:sz w:val="17"/>
+              </w:rPr>
+              <w:t xml:space="preserve">≥ 3</w:t>
+            </w:r>
+          </w:p>
+        </w:tc>
+        <w:tc>
+          <w:tcPr/>
+          <w:p>
+            <w:pPr>
+              <w:pStyle w:val="Compact"/>
+              <w:jc w:val="left"/>
+            </w:pPr>
+            <w:r>
+              <w:rPr>
+                <w:rStyle w:val="VerbatimChar"/>
+                <w:sz w:val="17"/>
+              </w:rPr>
+              <w:t xml:space="preserve">province_notice</w:t>
+            </w:r>
+            <w:r>
+              <w:rPr>
+                <w:sz w:val="17"/>
+              </w:rPr>
+              <w:t xml:space="preserve"> </w:t>
+            </w:r>
+            <w:r>
+              <w:rPr>
+                <w:sz w:val="17"/>
+              </w:rPr>
+              <w:t xml:space="preserve">with a</w:t>
+            </w:r>
+            <w:r>
+              <w:rPr>
+                <w:sz w:val="17"/>
+              </w:rPr>
+              <w:t xml:space="preserve"> </w:t>
+            </w:r>
+            <w:r>
+              <w:rPr>
+                <w:rStyle w:val="VerbatimChar"/>
+                <w:sz w:val="17"/>
+              </w:rPr>
+              <w:t xml:space="preserve">response</w:t>
+            </w:r>
+          </w:p>
+        </w:tc>
+      </w:tr>
+    </w:tbl>
+    <w:p>
+      <w:pPr>
+        <w:pStyle w:val="BodyText"/>
+      </w:pPr>
+      <w:r>
+        <w:t xml:space="preserve">Page views and the number of accounts are deliberately not criteria: they are easy to inflate and prove nothing.</w:t>
+      </w:r>
+    </w:p>
     <w:bookmarkEnd w:id="30"/>
+    <w:bookmarkEnd w:id="31"/>
     <w:sectPr>
       <w:pgMar w:bottom="1020" w:left="1020" w:right="1020" w:top="1020"/>
     </w:sectPr>
